--- a/resume-scrubber/test_populator/populated_L.Wilkins Resume 25-Jul-2024.docx
+++ b/resume-scrubber/test_populator/populated_L.Wilkins Resume 25-Jul-2024.docx
@@ -430,7 +430,7 @@
                     <w:rStyle w:val="BodyTextChar"/>
                     <w:rFonts w:eastAsiaTheme="minorHAnsi"/>
                   </w:rPr>
-                  <w:t>bryan college • dayton, tn • 2011 - DEC 2013 | Bachelor’s Degree, Music Administration | 2011 - DEC 2013</w:t>
+                  <w:t>bryan college • dayton, tn • 2011 - DEC 2013 | Bachelor's Degree, Music Administration | 2011 - DEC 2013</w:t>
                 </w:r>
                 <w:r>
                   <w:rPr>
@@ -444,7 +444,7 @@
                     <w:rStyle w:val="BodyTextChar"/>
                     <w:rFonts w:eastAsiaTheme="minorHAnsi"/>
                   </w:rPr>
-                  <w:t>las positas college • Livermore, ca • 2009 - 2011 | Associate’s Degree, English | 2009 - 2011</w:t>
+                  <w:t>las positas college • Livermore, ca • 2009 - 2011 | Associate's Degree, English | 2009 - 2011</w:t>
                 </w:r>
                 <w:r>
                   <w:rPr>
@@ -458,7 +458,7 @@
                     <w:rStyle w:val="BodyTextChar"/>
                     <w:rFonts w:eastAsiaTheme="minorHAnsi"/>
                   </w:rPr>
-                  <w:t>Associate’s Degree, Music</w:t>
+                  <w:t>Associate's Degree, Music</w:t>
                 </w:r>
               </w:p>
             </w:tc>
@@ -516,7 +516,12 @@
             <w:sdtContent>
               <w:p>
                 <w:r>
-                  <w:t>INSERT_EXPERIENCE1</w:t>
+                  <w:rPr>
+                    <w:b/>
+                  </w:rPr>
+                  <w:t>Manager Performance Review Feedback
+Manager, it risk and compliance • gilead sciences, INC
+mar 2022 – Present</w:t>
                 </w:r>
               </w:p>
               <w:p>
@@ -536,7 +541,27 @@
                   <w:rPr>
                     <w:rStyle w:val="ITCVBody"/>
                   </w:rPr>
-                  <w:t>INSERT_EXPERIENCE1_RESPONSIBILITIES</w:t>
+                  <w:t w:space="preserve">Lead IT projects that will improve compliance, reduce paper usage, and create time savings for the IT QA Operations team and IT Managers.</w:t>
+                </w:r>
+                <w:r>
+                  <w:rPr>
+                    <w:rStyle w:val="ITCVBody"/>
+                    <w:sz w:val="22"/>
+                  </w:rPr>
+                  <w:br/>
+                </w:r>
+                <w:r>
+                  <w:rPr>
+                    <w:rStyle w:val="ITCVBody"/>
+                    <w:sz w:val="22"/>
+                  </w:rPr>
+                  <w:tab/>
+                </w:r>
+                <w:r>
+                  <w:rPr>
+                    <w:rStyle w:val="ITCVBody"/>
+                  </w:rPr>
+                  <w:t w:space="preserve">Represent IT business needs in enterprise-wide forums related to training systems and processes.</w:t>
                 </w:r>
               </w:p>
               <w:p>
@@ -548,25 +573,17 @@
                 </w:pPr>
               </w:p>
               <w:p>
-                <w:pPr>
-                  <w:rPr>
-                    <w:rStyle w:val="ITCVBody"/>
-                    <w:sz w:val="22"/>
-                  </w:rPr>
-                </w:pPr>
-                <w:r>
-                  <w:rPr>
-                    <w:rStyle w:val="ITCVBody"/>
-                    <w:sz w:val="22"/>
-                  </w:rPr>
-                  <w:t>INSERT_EXPERIENCE2</w:t>
+                <w:r>
+                  <w:rPr>
+                    <w:b/>
+                  </w:rPr>
+                  <w:t>Spearhead efforts to enhance IT Quality Metrics reliability, visibility, and efficiency.</w:t>
                 </w:r>
               </w:p>
               <w:p>
                 <w:pPr>
                   <w:rPr>
                     <w:rStyle w:val="ITCVBody"/>
-                    <w:sz w:val="22"/>
                   </w:rPr>
                 </w:pPr>
                 <w:r>
@@ -575,7 +592,934 @@
                     <w:sz w:val="22"/>
                   </w:rPr>
                   <w:tab/>
-                  <w:t>INSERT_EXPERIENCE2_RESPONSIBILITIES</w:t>
+                </w:r>
+                <w:r>
+                  <w:rPr>
+                    <w:rStyle w:val="ITCVBody"/>
+                  </w:rPr>
+                  <w:t w:space="preserve">Oversee the IT Training Coordination support team. Including on-boarding training, escalations, and new process implementations.</w:t>
+                </w:r>
+                <w:r>
+                  <w:rPr>
+                    <w:rStyle w:val="ITCVBody"/>
+                    <w:sz w:val="22"/>
+                  </w:rPr>
+                  <w:br/>
+                </w:r>
+                <w:r>
+                  <w:rPr>
+                    <w:rStyle w:val="ITCVBody"/>
+                    <w:sz w:val="22"/>
+                  </w:rPr>
+                  <w:tab/>
+                </w:r>
+                <w:r>
+                  <w:rPr>
+                    <w:rStyle w:val="ITCVBody"/>
+                  </w:rPr>
+                  <w:t w:space="preserve">Proactively collaborate with IT Managers to improve compliance with the IT Training Program.</w:t>
+                </w:r>
+                <w:r>
+                  <w:rPr>
+                    <w:rStyle w:val="ITCVBody"/>
+                    <w:sz w:val="22"/>
+                  </w:rPr>
+                  <w:br/>
+                </w:r>
+                <w:r>
+                  <w:rPr>
+                    <w:rStyle w:val="ITCVBody"/>
+                    <w:sz w:val="22"/>
+                  </w:rPr>
+                  <w:tab/>
+                </w:r>
+                <w:r>
+                  <w:rPr>
+                    <w:rStyle w:val="ITCVBody"/>
+                  </w:rPr>
+                  <w:t w:space="preserve">From Mar 2022 to Aug 2023 – Completed a rotational role as the GxPLearn Business Process Lead. In this role:</w:t>
+                </w:r>
+                <w:r>
+                  <w:rPr>
+                    <w:rStyle w:val="ITCVBody"/>
+                    <w:sz w:val="22"/>
+                  </w:rPr>
+                  <w:br/>
+                </w:r>
+                <w:r>
+                  <w:rPr>
+                    <w:rStyle w:val="ITCVBody"/>
+                    <w:sz w:val="22"/>
+                  </w:rPr>
+                  <w:tab/>
+                </w:r>
+                <w:r>
+                  <w:rPr>
+                    <w:rStyle w:val="ITCVBody"/>
+                  </w:rPr>
+                  <w:t w:space="preserve">Consistently prioritized simplification of processes, data sets, and interfaces for individuals.</w:t>
+                </w:r>
+                <w:r>
+                  <w:rPr>
+                    <w:rStyle w:val="ITCVBody"/>
+                    <w:sz w:val="22"/>
+                  </w:rPr>
+                  <w:br/>
+                </w:r>
+                <w:r>
+                  <w:rPr>
+                    <w:rStyle w:val="ITCVBody"/>
+                    <w:sz w:val="22"/>
+                  </w:rPr>
+                  <w:tab/>
+                </w:r>
+                <w:r>
+                  <w:rPr>
+                    <w:rStyle w:val="ITCVBody"/>
+                  </w:rPr>
+                  <w:t w:space="preserve">Maintained a focus on teamwork, recognizing shared goals across different interpretations, priorities, and opinions.</w:t>
+                </w:r>
+                <w:r>
+                  <w:rPr>
+                    <w:rStyle w:val="ITCVBody"/>
+                    <w:sz w:val="22"/>
+                  </w:rPr>
+                  <w:br/>
+                </w:r>
+                <w:r>
+                  <w:rPr>
+                    <w:rStyle w:val="ITCVBody"/>
+                    <w:sz w:val="22"/>
+                  </w:rPr>
+                  <w:tab/>
+                </w:r>
+                <w:r>
+                  <w:rPr>
+                    <w:rStyle w:val="ITCVBody"/>
+                  </w:rPr>
+                  <w:t w:space="preserve">Cultivated a collaborative work environment, acknowledging and appreciating the efforts and contributions of colleagues.</w:t>
+                </w:r>
+                <w:r>
+                  <w:rPr>
+                    <w:rStyle w:val="ITCVBody"/>
+                    <w:sz w:val="22"/>
+                  </w:rPr>
+                  <w:br/>
+                </w:r>
+                <w:r>
+                  <w:rPr>
+                    <w:rStyle w:val="ITCVBody"/>
+                    <w:sz w:val="22"/>
+                  </w:rPr>
+                  <w:tab/>
+                </w:r>
+                <w:r>
+                  <w:rPr>
+                    <w:rStyle w:val="ITCVBody"/>
+                  </w:rPr>
+                  <w:t w:space="preserve">Delivered data mappings to smoothly transition the LMS data-driven assignments to newly structured HR data, which was re-structured for a SAP implementation.</w:t>
+                </w:r>
+              </w:p>
+              <w:p>
+                <w:pPr>
+                  <w:rPr>
+                    <w:rStyle w:val="ITCVBody"/>
+                    <w:sz w:val="22"/>
+                  </w:rPr>
+                </w:pPr>
+              </w:p>
+              <w:p>
+                <w:r>
+                  <w:rPr>
+                    <w:b/>
+                  </w:rPr>
+                  <w:t>it quality engineering analyst • gilead sciences, INC
+mar 2021 – mar 2022</w:t>
+                </w:r>
+              </w:p>
+              <w:p>
+                <w:pPr>
+                  <w:rPr>
+                    <w:rStyle w:val="ITCVBody"/>
+                  </w:rPr>
+                </w:pPr>
+                <w:r>
+                  <w:rPr>
+                    <w:rStyle w:val="ITCVBody"/>
+                    <w:sz w:val="22"/>
+                  </w:rPr>
+                  <w:tab/>
+                </w:r>
+                <w:r>
+                  <w:rPr>
+                    <w:rStyle w:val="ITCVBody"/>
+                  </w:rPr>
+                  <w:t w:space="preserve">Key Accomplishments in this Role:</w:t>
+                </w:r>
+                <w:r>
+                  <w:rPr>
+                    <w:rStyle w:val="ITCVBody"/>
+                    <w:sz w:val="22"/>
+                  </w:rPr>
+                  <w:br/>
+                </w:r>
+                <w:r>
+                  <w:rPr>
+                    <w:rStyle w:val="ITCVBody"/>
+                    <w:sz w:val="22"/>
+                  </w:rPr>
+                  <w:tab/>
+                </w:r>
+                <w:r>
+                  <w:rPr>
+                    <w:rStyle w:val="ITCVBody"/>
+                  </w:rPr>
+                  <w:t w:space="preserve">Facilitated the transition of the Quality Reporting Team (QRT) to a new Managed Service Provider (MSP). Including:</w:t>
+                </w:r>
+                <w:r>
+                  <w:rPr>
+                    <w:rStyle w:val="ITCVBody"/>
+                    <w:sz w:val="22"/>
+                  </w:rPr>
+                  <w:br/>
+                </w:r>
+                <w:r>
+                  <w:rPr>
+                    <w:rStyle w:val="ITCVBody"/>
+                    <w:sz w:val="22"/>
+                  </w:rPr>
+                  <w:tab/>
+                </w:r>
+                <w:r>
+                  <w:rPr>
+                    <w:rStyle w:val="ITCVBody"/>
+                  </w:rPr>
+                  <w:t w:space="preserve">Updated KPI, CPI, and Volume Dashboard to align with the new statement of work.</w:t>
+                </w:r>
+                <w:r>
+                  <w:rPr>
+                    <w:rStyle w:val="ITCVBody"/>
+                    <w:sz w:val="22"/>
+                  </w:rPr>
+                  <w:br/>
+                </w:r>
+                <w:r>
+                  <w:rPr>
+                    <w:rStyle w:val="ITCVBody"/>
+                    <w:sz w:val="22"/>
+                  </w:rPr>
+                  <w:tab/>
+                </w:r>
+                <w:r>
+                  <w:rPr>
+                    <w:rStyle w:val="ITCVBody"/>
+                  </w:rPr>
+                  <w:t w:space="preserve">Implemented data quality checks to monitor and enhance the quality of request data.</w:t>
+                </w:r>
+                <w:r>
+                  <w:rPr>
+                    <w:rStyle w:val="ITCVBody"/>
+                    <w:sz w:val="22"/>
+                  </w:rPr>
+                  <w:br/>
+                </w:r>
+                <w:r>
+                  <w:rPr>
+                    <w:rStyle w:val="ITCVBody"/>
+                    <w:sz w:val="22"/>
+                  </w:rPr>
+                  <w:tab/>
+                </w:r>
+                <w:r>
+                  <w:rPr>
+                    <w:rStyle w:val="ITCVBody"/>
+                  </w:rPr>
+                  <w:t w:space="preserve">Reinforced best practices in Tableau dashboards and Alteryx workflows through this experience.</w:t>
+                </w:r>
+                <w:r>
+                  <w:rPr>
+                    <w:rStyle w:val="ITCVBody"/>
+                    <w:sz w:val="22"/>
+                  </w:rPr>
+                  <w:br/>
+                </w:r>
+                <w:r>
+                  <w:rPr>
+                    <w:rStyle w:val="ITCVBody"/>
+                    <w:sz w:val="22"/>
+                  </w:rPr>
+                  <w:tab/>
+                </w:r>
+                <w:r>
+                  <w:rPr>
+                    <w:rStyle w:val="ITCVBody"/>
+                  </w:rPr>
+                  <w:t w:space="preserve">Managed an IT Intern project to design and develop the Historic IT Quality Dashboard, which saved ~400 working hours annually. I oversaw the project, collaborating with the intern to establish and achieve milestones, and ensure clarity of objectives.</w:t>
+                </w:r>
+                <w:r>
+                  <w:rPr>
+                    <w:rStyle w:val="ITCVBody"/>
+                    <w:sz w:val="22"/>
+                  </w:rPr>
+                  <w:br/>
+                </w:r>
+                <w:r>
+                  <w:rPr>
+                    <w:rStyle w:val="ITCVBody"/>
+                    <w:sz w:val="22"/>
+                  </w:rPr>
+                  <w:tab/>
+                </w:r>
+                <w:r>
+                  <w:rPr>
+                    <w:rStyle w:val="ITCVBody"/>
+                  </w:rPr>
+                  <w:t w:space="preserve">Led the transition of IT training request support to an in-house model to prioritize IT business needs.</w:t>
+                </w:r>
+                <w:r>
+                  <w:rPr>
+                    <w:rStyle w:val="ITCVBody"/>
+                    <w:sz w:val="22"/>
+                  </w:rPr>
+                  <w:br/>
+                </w:r>
+                <w:r>
+                  <w:rPr>
+                    <w:rStyle w:val="ITCVBody"/>
+                    <w:sz w:val="22"/>
+                  </w:rPr>
+                  <w:tab/>
+                </w:r>
+                <w:r>
+                  <w:rPr>
+                    <w:rStyle w:val="ITCVBody"/>
+                  </w:rPr>
+                  <w:t w:space="preserve">Spearheaded a project to assess and improve all the IT GxP training curricula, which resulted in clearly defined purposes, aligned training contents, reviewed role assignments, and increased onboarding efficiency for several teams.</w:t>
+                </w:r>
+                <w:r>
+                  <w:rPr>
+                    <w:rStyle w:val="ITCVBody"/>
+                    <w:sz w:val="22"/>
+                  </w:rPr>
+                  <w:br/>
+                </w:r>
+                <w:r>
+                  <w:rPr>
+                    <w:rStyle w:val="ITCVBody"/>
+                    <w:sz w:val="22"/>
+                  </w:rPr>
+                  <w:tab/>
+                </w:r>
+                <w:r>
+                  <w:rPr>
+                    <w:rStyle w:val="ITCVBody"/>
+                  </w:rPr>
+                  <w:t w:space="preserve">Interviewed 9+ consultants for the short-term GxP training curricula project. There was a last-minute cancellation, a no-show, and someone who simply stopped communicating. This resulted in extensive interview experience and several lessons learned about the hiring process.</w:t>
+                </w:r>
+                <w:r>
+                  <w:rPr>
+                    <w:rStyle w:val="ITCVBody"/>
+                    <w:sz w:val="22"/>
+                  </w:rPr>
+                  <w:br/>
+                </w:r>
+                <w:r>
+                  <w:rPr>
+                    <w:rStyle w:val="ITCVBody"/>
+                    <w:sz w:val="22"/>
+                  </w:rPr>
+                  <w:tab/>
+                </w:r>
+                <w:r>
+                  <w:rPr>
+                    <w:rStyle w:val="ITCVBody"/>
+                  </w:rPr>
+                  <w:t w:space="preserve">Key Contributor for the development of a custom in-house training request system. Contributions included design specifications for user interface, workflows, and data structure.</w:t>
+                </w:r>
+                <w:r>
+                  <w:rPr>
+                    <w:rStyle w:val="ITCVBody"/>
+                    <w:sz w:val="22"/>
+                  </w:rPr>
+                  <w:br/>
+                </w:r>
+                <w:r>
+                  <w:rPr>
+                    <w:rStyle w:val="ITCVBody"/>
+                    <w:sz w:val="22"/>
+                  </w:rPr>
+                  <w:tab/>
+                </w:r>
+                <w:r>
+                  <w:rPr>
+                    <w:rStyle w:val="ITCVBody"/>
+                  </w:rPr>
+                  <w:t w:space="preserve">As the spokesperson for the custom in-house training request system, I provided project status reports and updates to Senior Management and the global Training Coordinator audience.</w:t>
+                </w:r>
+                <w:r>
+                  <w:rPr>
+                    <w:rStyle w:val="ITCVBody"/>
+                    <w:sz w:val="22"/>
+                  </w:rPr>
+                  <w:br/>
+                </w:r>
+                <w:r>
+                  <w:rPr>
+                    <w:rStyle w:val="ITCVBody"/>
+                    <w:sz w:val="22"/>
+                  </w:rPr>
+                  <w:tab/>
+                </w:r>
+                <w:r>
+                  <w:rPr>
+                    <w:rStyle w:val="ITCVBody"/>
+                  </w:rPr>
+                  <w:t w:space="preserve">Organized Internal Women in Technology social events to create a strong sense of community and foster collaboration among women in the IT department.</w:t>
+                </w:r>
+              </w:p>
+              <w:p>
+                <w:pPr>
+                  <w:rPr>
+                    <w:rStyle w:val="ITCVBody"/>
+                    <w:sz w:val="22"/>
+                  </w:rPr>
+                </w:pPr>
+              </w:p>
+              <w:p>
+                <w:r>
+                  <w:rPr>
+                    <w:b/>
+                  </w:rPr>
+                  <w:t>qa training specialist • gilead sciences, INC
+mar 2019 – mar 2021</w:t>
+                </w:r>
+              </w:p>
+              <w:p>
+                <w:pPr>
+                  <w:rPr>
+                    <w:rStyle w:val="ITCVBody"/>
+                  </w:rPr>
+                </w:pPr>
+                <w:r>
+                  <w:rPr>
+                    <w:rStyle w:val="ITCVBody"/>
+                    <w:sz w:val="22"/>
+                  </w:rPr>
+                  <w:tab/>
+                </w:r>
+                <w:r>
+                  <w:rPr>
+                    <w:rStyle w:val="ITCVBody"/>
+                  </w:rPr>
+                  <w:t w:space="preserve">Developed data workflows in Alteryx and Tableau dashboards to automate weekly IT Quality Metrics. This reduced an average of 8 manual working hours per week (~416 hours a year).</w:t>
+                </w:r>
+                <w:r>
+                  <w:rPr>
+                    <w:rStyle w:val="ITCVBody"/>
+                    <w:sz w:val="22"/>
+                  </w:rPr>
+                  <w:br/>
+                </w:r>
+                <w:r>
+                  <w:rPr>
+                    <w:rStyle w:val="ITCVBody"/>
+                    <w:sz w:val="22"/>
+                  </w:rPr>
+                  <w:tab/>
+                </w:r>
+                <w:r>
+                  <w:rPr>
+                    <w:rStyle w:val="ITCVBody"/>
+                  </w:rPr>
+                  <w:t w:space="preserve">Supported the successful implementation of a new Quality Document Management System (QDMS) (Veeva Vault) in May 2019, ensuring alignment with the technology roadmap and business priorities.</w:t>
+                </w:r>
+                <w:r>
+                  <w:rPr>
+                    <w:rStyle w:val="ITCVBody"/>
+                    <w:sz w:val="22"/>
+                  </w:rPr>
+                  <w:br/>
+                </w:r>
+                <w:r>
+                  <w:rPr>
+                    <w:rStyle w:val="ITCVBody"/>
+                    <w:sz w:val="22"/>
+                  </w:rPr>
+                  <w:tab/>
+                </w:r>
+                <w:r>
+                  <w:rPr>
+                    <w:rStyle w:val="ITCVBody"/>
+                  </w:rPr>
+                  <w:t w:space="preserve">Managed IT data enrichment for implementing a new QDMS, training administration material review, and document migration activities for impacted IT documents.</w:t>
+                </w:r>
+                <w:r>
+                  <w:rPr>
+                    <w:rStyle w:val="ITCVBody"/>
+                    <w:sz w:val="22"/>
+                  </w:rPr>
+                  <w:br/>
+                </w:r>
+                <w:r>
+                  <w:rPr>
+                    <w:rStyle w:val="ITCVBody"/>
+                    <w:sz w:val="22"/>
+                  </w:rPr>
+                  <w:tab/>
+                </w:r>
+                <w:r>
+                  <w:rPr>
+                    <w:rStyle w:val="ITCVBody"/>
+                  </w:rPr>
+                  <w:t w:space="preserve">Led the design and testing for a Periodic Review of Curricula Vitae and Job Descriptor workflow in the QDMS.</w:t>
+                </w:r>
+                <w:r>
+                  <w:rPr>
+                    <w:rStyle w:val="ITCVBody"/>
+                    <w:sz w:val="22"/>
+                  </w:rPr>
+                  <w:br/>
+                </w:r>
+                <w:r>
+                  <w:rPr>
+                    <w:rStyle w:val="ITCVBody"/>
+                    <w:sz w:val="22"/>
+                  </w:rPr>
+                  <w:tab/>
+                </w:r>
+                <w:r>
+                  <w:rPr>
+                    <w:rStyle w:val="ITCVBody"/>
+                  </w:rPr>
+                  <w:t w:space="preserve">Personally selected by my Senior Director to be a member of a Corporate Efficiency project where I led a small sub-team, fostered cross-functional communication, and collaborated on global process harmonization and implementation.</w:t>
+                </w:r>
+                <w:r>
+                  <w:rPr>
+                    <w:rStyle w:val="ITCVBody"/>
+                    <w:sz w:val="22"/>
+                  </w:rPr>
+                  <w:br/>
+                </w:r>
+                <w:r>
+                  <w:rPr>
+                    <w:rStyle w:val="ITCVBody"/>
+                    <w:sz w:val="22"/>
+                  </w:rPr>
+                  <w:tab/>
+                </w:r>
+                <w:r>
+                  <w:rPr>
+                    <w:rStyle w:val="ITCVBody"/>
+                  </w:rPr>
+                  <w:t w:space="preserve">Engaged as a member of multiple global cross-functional teams to explore improvement opportunities across various enterprise systems and processes.</w:t>
+                </w:r>
+                <w:r>
+                  <w:rPr>
+                    <w:rStyle w:val="ITCVBody"/>
+                    <w:sz w:val="22"/>
+                  </w:rPr>
+                  <w:br/>
+                </w:r>
+                <w:r>
+                  <w:rPr>
+                    <w:rStyle w:val="ITCVBody"/>
+                    <w:sz w:val="22"/>
+                  </w:rPr>
+                  <w:tab/>
+                </w:r>
+                <w:r>
+                  <w:rPr>
+                    <w:rStyle w:val="ITCVBody"/>
+                  </w:rPr>
+                  <w:t w:space="preserve">Managed the development of three E-Learning courses for 'Good Documentation Practices,' 'Training Program for People Manager,' and 'IT GxP Fundamentals,' providing flexibility and reducing manual efforts.</w:t>
+                </w:r>
+                <w:r>
+                  <w:rPr>
+                    <w:rStyle w:val="ITCVBody"/>
+                    <w:sz w:val="22"/>
+                  </w:rPr>
+                  <w:br/>
+                </w:r>
+                <w:r>
+                  <w:rPr>
+                    <w:rStyle w:val="ITCVBody"/>
+                    <w:sz w:val="22"/>
+                  </w:rPr>
+                  <w:tab/>
+                </w:r>
+                <w:r>
+                  <w:rPr>
+                    <w:rStyle w:val="ITCVBody"/>
+                  </w:rPr>
+                  <w:t w:space="preserve">Led continuous improvements within IT Training Coordination to ensure IT Managers and workers received exceptional support.</w:t>
+                </w:r>
+              </w:p>
+              <w:p>
+                <w:pPr>
+                  <w:rPr>
+                    <w:rStyle w:val="ITCVBody"/>
+                    <w:sz w:val="22"/>
+                  </w:rPr>
+                </w:pPr>
+              </w:p>
+              <w:p>
+                <w:r>
+                  <w:rPr>
+                    <w:b/>
+                  </w:rPr>
+                  <w:t>qa document associate II • gilead sciences, INC
+feb 2017 – mar 2019</w:t>
+                </w:r>
+              </w:p>
+              <w:p>
+                <w:pPr>
+                  <w:rPr>
+                    <w:rStyle w:val="ITCVBody"/>
+                  </w:rPr>
+                </w:pPr>
+                <w:r>
+                  <w:rPr>
+                    <w:rStyle w:val="ITCVBody"/>
+                    <w:sz w:val="22"/>
+                  </w:rPr>
+                  <w:tab/>
+                </w:r>
+                <w:r>
+                  <w:rPr>
+                    <w:rStyle w:val="ITCVBody"/>
+                  </w:rPr>
+                  <w:t w:space="preserve">Served as interim IT Document Coordination Lead for eight months, improving the service delivery of the documentation team and reducing compliance gaps such as:</w:t>
+                </w:r>
+                <w:r>
+                  <w:rPr>
+                    <w:rStyle w:val="ITCVBody"/>
+                    <w:sz w:val="22"/>
+                  </w:rPr>
+                  <w:br/>
+                </w:r>
+                <w:r>
+                  <w:rPr>
+                    <w:rStyle w:val="ITCVBody"/>
+                    <w:sz w:val="22"/>
+                  </w:rPr>
+                  <w:tab/>
+                </w:r>
+                <w:r>
+                  <w:rPr>
+                    <w:rStyle w:val="ITCVBody"/>
+                  </w:rPr>
+                  <w:t w:space="preserve">Enforced procedural requirements to archive paper records and led the effort to process the backlog.</w:t>
+                </w:r>
+                <w:r>
+                  <w:rPr>
+                    <w:rStyle w:val="ITCVBody"/>
+                    <w:sz w:val="22"/>
+                  </w:rPr>
+                  <w:br/>
+                </w:r>
+                <w:r>
+                  <w:rPr>
+                    <w:rStyle w:val="ITCVBody"/>
+                    <w:sz w:val="22"/>
+                  </w:rPr>
+                  <w:tab/>
+                </w:r>
+                <w:r>
+                  <w:rPr>
+                    <w:rStyle w:val="ITCVBody"/>
+                  </w:rPr>
+                  <w:t w:space="preserve">Reduced the volume of orphaned document workflows in the EDMS by 75% (304 to 75).</w:t>
+                </w:r>
+                <w:r>
+                  <w:rPr>
+                    <w:rStyle w:val="ITCVBody"/>
+                    <w:sz w:val="22"/>
+                  </w:rPr>
+                  <w:br/>
+                </w:r>
+                <w:r>
+                  <w:rPr>
+                    <w:rStyle w:val="ITCVBody"/>
+                    <w:sz w:val="22"/>
+                  </w:rPr>
+                  <w:tab/>
+                </w:r>
+                <w:r>
+                  <w:rPr>
+                    <w:rStyle w:val="ITCVBody"/>
+                  </w:rPr>
+                  <w:t w:space="preserve">Guided and mentored an IT summer intern, offering coaching and support that resulted in the successful completion of a GxP Curriculum Vitae and Job Descriptor initiative to identify GxP Workers within IT and ensure they had the appropriate training records on file.</w:t>
+                </w:r>
+                <w:r>
+                  <w:rPr>
+                    <w:rStyle w:val="ITCVBody"/>
+                    <w:sz w:val="22"/>
+                  </w:rPr>
+                  <w:br/>
+                </w:r>
+                <w:r>
+                  <w:rPr>
+                    <w:rStyle w:val="ITCVBody"/>
+                    <w:sz w:val="22"/>
+                  </w:rPr>
+                  <w:tab/>
+                </w:r>
+                <w:r>
+                  <w:rPr>
+                    <w:rStyle w:val="ITCVBody"/>
+                  </w:rPr>
+                  <w:t w:space="preserve">Executed a review of IT records impacted by the General Data Protection Regulation (GDPR) implementation in 2018 and oversaw required updates to ensure all IT records were compliant.</w:t>
+                </w:r>
+              </w:p>
+              <w:p>
+                <w:pPr>
+                  <w:rPr>
+                    <w:rStyle w:val="ITCVBody"/>
+                    <w:sz w:val="22"/>
+                  </w:rPr>
+                </w:pPr>
+              </w:p>
+              <w:p>
+                <w:r>
+                  <w:rPr>
+                    <w:b/>
+                  </w:rPr>
+                  <w:t>Participated in the 2018 IT Mentorship program as a Mentee.
+qa document associate I • gilead sciences, INC</w:t>
+                </w:r>
+              </w:p>
+              <w:p>
+                <w:pPr>
+                  <w:rPr>
+                    <w:rStyle w:val="ITCVBody"/>
+                  </w:rPr>
+                </w:pPr>
+                <w:r>
+                  <w:rPr>
+                    <w:rStyle w:val="ITCVBody"/>
+                    <w:sz w:val="22"/>
+                  </w:rPr>
+                  <w:tab/>
+                </w:r>
+                <w:r>
+                  <w:rPr>
+                    <w:rStyle w:val="ITCVBody"/>
+                  </w:rPr>
+                  <w:t/>
+                </w:r>
+              </w:p>
+              <w:p>
+                <w:pPr>
+                  <w:rPr>
+                    <w:rStyle w:val="ITCVBody"/>
+                    <w:sz w:val="22"/>
+                  </w:rPr>
+                </w:pPr>
+              </w:p>
+              <w:p>
+                <w:r>
+                  <w:rPr>
+                    <w:b/>
+                  </w:rPr>
+                  <w:t>DEC 2015 – FEB 2017</w:t>
+                </w:r>
+              </w:p>
+              <w:p>
+                <w:pPr>
+                  <w:rPr>
+                    <w:rStyle w:val="ITCVBody"/>
+                  </w:rPr>
+                </w:pPr>
+                <w:r>
+                  <w:rPr>
+                    <w:rStyle w:val="ITCVBody"/>
+                    <w:sz w:val="22"/>
+                  </w:rPr>
+                  <w:tab/>
+                </w:r>
+                <w:r>
+                  <w:rPr>
+                    <w:rStyle w:val="ITCVBody"/>
+                  </w:rPr>
+                  <w:t w:space="preserve">Key Responsibilities in this Role:</w:t>
+                </w:r>
+                <w:r>
+                  <w:rPr>
+                    <w:rStyle w:val="ITCVBody"/>
+                    <w:sz w:val="22"/>
+                  </w:rPr>
+                  <w:br/>
+                </w:r>
+                <w:r>
+                  <w:rPr>
+                    <w:rStyle w:val="ITCVBody"/>
+                    <w:sz w:val="22"/>
+                  </w:rPr>
+                  <w:tab/>
+                </w:r>
+                <w:r>
+                  <w:rPr>
+                    <w:rStyle w:val="ITCVBody"/>
+                  </w:rPr>
+                  <w:t w:space="preserve">Create and implement ad-hoc metrics in Excel to enhance reporting accuracy and operational efficiency.</w:t>
+                </w:r>
+                <w:r>
+                  <w:rPr>
+                    <w:rStyle w:val="ITCVBody"/>
+                    <w:sz w:val="22"/>
+                  </w:rPr>
+                  <w:br/>
+                </w:r>
+                <w:r>
+                  <w:rPr>
+                    <w:rStyle w:val="ITCVBody"/>
+                    <w:sz w:val="22"/>
+                  </w:rPr>
+                  <w:tab/>
+                </w:r>
+                <w:r>
+                  <w:rPr>
+                    <w:rStyle w:val="ITCVBody"/>
+                  </w:rPr>
+                  <w:t w:space="preserve">Supported the on-boarding process for full-time and contract IT staff.</w:t>
+                </w:r>
+                <w:r>
+                  <w:rPr>
+                    <w:rStyle w:val="ITCVBody"/>
+                    <w:sz w:val="22"/>
+                  </w:rPr>
+                  <w:br/>
+                </w:r>
+                <w:r>
+                  <w:rPr>
+                    <w:rStyle w:val="ITCVBody"/>
+                    <w:sz w:val="22"/>
+                  </w:rPr>
+                  <w:tab/>
+                </w:r>
+                <w:r>
+                  <w:rPr>
+                    <w:rStyle w:val="ITCVBody"/>
+                  </w:rPr>
+                  <w:t w:space="preserve">Conduct comprehensive training sessions for IT People Managers, to improve adherence to IT Training Program procedures.</w:t>
+                </w:r>
+              </w:p>
+              <w:p>
+                <w:pPr>
+                  <w:rPr>
+                    <w:rStyle w:val="ITCVBody"/>
+                    <w:sz w:val="22"/>
+                  </w:rPr>
+                </w:pPr>
+              </w:p>
+              <w:p>
+                <w:r>
+                  <w:rPr>
+                    <w:b/>
+                  </w:rPr>
+                  <w:t>Facilitate the Audit Prep-Room by monitoring, assigning, and tracking audit requests.
+IT Quality associate• i.t solutions
+MAR 2014 – DEC 2015</w:t>
+                </w:r>
+              </w:p>
+              <w:p>
+                <w:pPr>
+                  <w:rPr>
+                    <w:rStyle w:val="ITCVBody"/>
+                  </w:rPr>
+                </w:pPr>
+                <w:r>
+                  <w:rPr>
+                    <w:rStyle w:val="ITCVBody"/>
+                    <w:sz w:val="22"/>
+                  </w:rPr>
+                  <w:tab/>
+                </w:r>
+                <w:r>
+                  <w:rPr>
+                    <w:rStyle w:val="ITCVBody"/>
+                  </w:rPr>
+                  <w:t w:space="preserve">Contracting with Gilead Sciences, Inc.</w:t>
+                </w:r>
+                <w:r>
+                  <w:rPr>
+                    <w:rStyle w:val="ITCVBody"/>
+                    <w:sz w:val="22"/>
+                  </w:rPr>
+                  <w:br/>
+                </w:r>
+                <w:r>
+                  <w:rPr>
+                    <w:rStyle w:val="ITCVBody"/>
+                    <w:sz w:val="22"/>
+                  </w:rPr>
+                  <w:tab/>
+                </w:r>
+                <w:r>
+                  <w:rPr>
+                    <w:rStyle w:val="ITCVBody"/>
+                  </w:rPr>
+                  <w:t w:space="preserve">Monitor the compliance of the IT department through weekly metrics and analysis to ensure that the business needs were met.</w:t>
+                </w:r>
+                <w:r>
+                  <w:rPr>
+                    <w:rStyle w:val="ITCVBody"/>
+                    <w:sz w:val="22"/>
+                  </w:rPr>
+                  <w:br/>
+                </w:r>
+                <w:r>
+                  <w:rPr>
+                    <w:rStyle w:val="ITCVBody"/>
+                    <w:sz w:val="22"/>
+                  </w:rPr>
+                  <w:tab/>
+                </w:r>
+                <w:r>
+                  <w:rPr>
+                    <w:rStyle w:val="ITCVBody"/>
+                  </w:rPr>
+                  <w:t w:space="preserve">Assist the development and maintenance of training compliance reporting for the IT department.</w:t>
+                </w:r>
+                <w:r>
+                  <w:rPr>
+                    <w:rStyle w:val="ITCVBody"/>
+                    <w:sz w:val="22"/>
+                  </w:rPr>
+                  <w:br/>
+                </w:r>
+                <w:r>
+                  <w:rPr>
+                    <w:rStyle w:val="ITCVBody"/>
+                    <w:sz w:val="22"/>
+                  </w:rPr>
+                  <w:tab/>
+                </w:r>
+                <w:r>
+                  <w:rPr>
+                    <w:rStyle w:val="ITCVBody"/>
+                  </w:rPr>
+                  <w:t w:space="preserve">Support the transition from paper-based quality records to electronic Deviations, CAPA, and Change Management records in TrackWise.</w:t>
+                </w:r>
+                <w:r>
+                  <w:rPr>
+                    <w:rStyle w:val="ITCVBody"/>
+                    <w:sz w:val="22"/>
+                  </w:rPr>
+                  <w:br/>
+                </w:r>
+                <w:r>
+                  <w:rPr>
+                    <w:rStyle w:val="ITCVBody"/>
+                    <w:sz w:val="22"/>
+                  </w:rPr>
+                  <w:tab/>
+                </w:r>
+                <w:r>
+                  <w:rPr>
+                    <w:rStyle w:val="ITCVBody"/>
+                  </w:rPr>
+                  <w:t w:space="preserve">Assist in internal audits as Request Scribe and Data Gatherer.</w:t>
                 </w:r>
               </w:p>
             </w:sdtContent>
